--- a/docs/Короткие_инструкции/docx/R5_Как_запустить_режим_автономной_навигации_по_карте_для_реального_робота.docx
+++ b/docs/Короткие_инструкции/docx/R5_Как_запустить_режим_автономной_навигации_по_карте_для_реального_робота.docx
@@ -297,6 +297,7 @@
     <w:p>
       <w:pPr>
         <w:numPr>
+          <w:ilvl w:val="0"/>
           <w:numId w:val="0"/>
         </w:numPr>
         <w:jc w:val="both"/>
@@ -442,6 +443,7 @@
     <w:p>
       <w:pPr>
         <w:numPr>
+          <w:ilvl w:val="0"/>
           <w:numId w:val="0"/>
         </w:numPr>
         <w:ind w:leftChars="0"/>
@@ -492,8 +494,6 @@
         </w:rPr>
         <w:t>jetbot_mirea</w:t>
       </w:r>
-      <w:bookmarkStart w:id="1" w:name="_GoBack"/>
-      <w:bookmarkEnd w:id="1"/>
     </w:p>
     <w:p>
       <w:pPr>
@@ -699,19 +699,19 @@
         <w:bidi w:val="0"/>
         <w:rPr>
           <w:rFonts w:hint="default"/>
-          <w:sz w:val="20"/>
-          <w:szCs w:val="16"/>
-          <w:lang w:val="ru-RU"/>
-        </w:rPr>
-      </w:pPr>
-      <w:r>
-        <w:rPr>
-          <w:rFonts w:hint="default"/>
-          <w:sz w:val="20"/>
-          <w:szCs w:val="16"/>
-          <w:lang w:val="ru-RU"/>
-        </w:rPr>
-        <w:t>ros2 launch completed_scripts_jetbot load_map.launch.py config_choice:='1'</w:t>
+          <w:sz w:val="22"/>
+          <w:szCs w:val="20"/>
+          <w:lang w:val="ru-RU"/>
+        </w:rPr>
+      </w:pPr>
+      <w:r>
+        <w:rPr>
+          <w:rFonts w:hint="default"/>
+          <w:sz w:val="22"/>
+          <w:szCs w:val="20"/>
+          <w:lang w:val="ru-RU"/>
+        </w:rPr>
+        <w:t>ros2 launch completed_scripts_jetbot load_map.launch.py \ config_choice:='1'</w:t>
       </w:r>
     </w:p>
     <w:p>
@@ -790,25 +790,7 @@
           <w:szCs w:val="20"/>
           <w:lang w:val="ru-RU"/>
         </w:rPr>
-        <w:t>ros2 launch completed_scripts_jetbot navigation.launch.py</w:t>
-      </w:r>
-      <w:r>
-        <w:rPr>
-          <w:rFonts w:hint="default"/>
-          <w:sz w:val="22"/>
-          <w:szCs w:val="20"/>
-          <w:lang w:val="en-US"/>
-        </w:rPr>
-        <w:t xml:space="preserve"> </w:t>
-      </w:r>
-      <w:r>
-        <w:rPr>
-          <w:rFonts w:hint="default"/>
-          <w:sz w:val="22"/>
-          <w:szCs w:val="20"/>
-          <w:lang w:val="ru-RU"/>
-        </w:rPr>
-        <w:t>config_choice:='1'</w:t>
+        <w:t>ros2 launch completed_scripts_jetbot navigation.launch.py \ config_choice:='1'</w:t>
       </w:r>
     </w:p>
     <w:p>
@@ -952,6 +934,13 @@
           <w:lang w:val="ru-RU"/>
         </w:rPr>
       </w:pPr>
+      <w:r>
+        <w:rPr>
+          <w:rFonts w:hint="default"/>
+          <w:lang w:val="ru-RU"/>
+        </w:rPr>
+        <w:br w:type="page"/>
+      </w:r>
     </w:p>
     <w:tbl>
       <w:tblPr>
@@ -1019,6 +1008,8 @@
                 <w:lang w:val="ru-RU"/>
               </w:rPr>
             </w:pPr>
+            <w:bookmarkStart w:id="1" w:name="_GoBack"/>
+            <w:bookmarkEnd w:id="1"/>
             <w:r>
               <w:rPr>
                 <w:rFonts w:hint="default"/>
@@ -1359,7 +1350,7 @@
         </mc:Choice>
         <mc:Fallback>
           <w:pict>
-            <v:shape id="_x0000_s1026" o:spid="_x0000_s1026" o:spt="202" type="#_x0000_t202" style="position:absolute;left:0pt;margin-top:0pt;height:144pt;width:144pt;mso-position-horizontal:center;mso-position-horizontal-relative:margin;mso-wrap-style:none;z-index:251659264;mso-width-relative:page;mso-height-relative:page;" filled="f" stroked="f" coordsize="21600,21600" o:gfxdata="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">
+            <v:shape id="_x0000_s1026" o:spid="_x0000_s1026" o:spt="202" type="#_x0000_t202" style="position:absolute;left:0pt;margin-top:0pt;height:144pt;width:144pt;mso-position-horizontal:center;mso-position-horizontal-relative:margin;mso-wrap-style:none;z-index:251659264;mso-width-relative:page;mso-height-relative:page;" filled="f" stroked="f" coordsize="21600,21600" o:gfxdata="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">
               <v:fill on="f" focussize="0,0"/>
               <v:stroke on="f" weight="0.5pt"/>
               <v:imagedata o:title=""/>
@@ -2585,9 +2576,7 @@
 
 <file path=customXml/item1.xml><?xml version="1.0" encoding="utf-8"?>
 <s:customData xmlns="http://www.wps.cn/officeDocument/2013/wpsCustomData" xmlns:s="http://www.wps.cn/officeDocument/2013/wpsCustomData">
-  <customSectProps>
-    <customSectPr/>
-  </customSectProps>
+  <customSectProps/>
   <customShpExts>
     <customShpInfo spid="_x0000_s1026" textRotate="1"/>
   </customShpExts>
